--- a/Resume/03Sep2026_SrikanthTurpu_Resume_BW.docx
+++ b/Resume/03Sep2026_SrikanthTurpu_Resume_BW.docx
@@ -1,6 +1,6 @@
 
 <file path=word/document.xml><?xml version="1.0" encoding="utf-8"?>
-<w:document xmlns:wpc="http://schemas.microsoft.com/office/word/2010/wordprocessingCanvas" xmlns:cx="http://schemas.microsoft.com/office/drawing/2014/chartex" xmlns:cx1="http://schemas.microsoft.com/office/drawing/2015/9/8/chartex" xmlns:cx2="http://schemas.microsoft.com/office/drawing/2015/10/21/chartex" xmlns:cx3="http://schemas.microsoft.com/office/drawing/2016/5/9/chartex" xmlns:cx4="http://schemas.microsoft.com/office/drawing/2016/5/10/chartex" xmlns:cx5="http://schemas.microsoft.com/office/drawing/2016/5/11/chartex" xmlns:cx6="http://schemas.microsoft.com/office/drawing/2016/5/12/chartex" xmlns:cx7="http://schemas.microsoft.com/office/drawing/2016/5/13/chartex" xmlns:cx8="http://schemas.microsoft.com/office/drawing/2016/5/14/chartex" xmlns:mc="http://schemas.openxmlformats.org/markup-compatibility/2006" xmlns:aink="http://schemas.microsoft.com/office/drawing/2016/ink" xmlns:am3d="http://schemas.microsoft.com/office/drawing/2017/model3d" xmlns:o="urn:schemas-microsoft-com:office:office" xmlns:oel="http://schemas.microsoft.com/office/2019/extlst" xmlns:r="http://schemas.openxmlformats.org/officeDocument/2006/relationships" xmlns:m="http://schemas.openxmlformats.org/officeDocument/2006/math" xmlns:v="urn:schemas-microsoft-com:vml" xmlns:wp14="http://schemas.microsoft.com/office/word/2010/wordprocessingDrawing" xmlns:wp="http://schemas.openxmlformats.org/drawingml/2006/wordprocessingDrawing" xmlns:w10="urn:schemas-microsoft-com:office:word" xmlns:w="http://schemas.openxmlformats.org/wordprocessingml/2006/main" xmlns:w14="http://schemas.microsoft.com/office/word/2010/wordml" xmlns:w15="http://schemas.microsoft.com/office/word/2012/wordml" xmlns:w16cei="http://schemas.microsoft.com/office/word/2026/wordml/cei" xmlns:w16cex="http://schemas.microsoft.com/office/word/2018/wordml/cex" xmlns:w16cid="http://schemas.microsoft.com/office/word/2016/wordml/cid" xmlns:w16="http://schemas.microsoft.com/office/word/2018/wordml" xmlns:w16du="http://schemas.microsoft.com/office/word/2023/wordml/word16du" xmlns:w16sdtdh="http://schemas.microsoft.com/office/word/2020/wordml/sdtdatahash" xmlns:w16sdtfl="http://schemas.microsoft.com/office/word/2024/wordml/sdtformatlock" xmlns:w16se="http://schemas.microsoft.com/office/word/2015/wordml/symex" xmlns:wpg="http://schemas.microsoft.com/office/word/2010/wordprocessingGroup" xmlns:wpi="http://schemas.microsoft.com/office/word/2010/wordprocessingInk" xmlns:wne="http://schemas.microsoft.com/office/word/2006/wordml" xmlns:wps="http://schemas.microsoft.com/office/word/2010/wordprocessingShape" mc:Ignorable="w14 w15 w16se w16cid w16 w16cex w16sdtdh w16sdtfl w16du wp14">
+<w:document xmlns:wpc="http://schemas.microsoft.com/office/word/2010/wordprocessingCanvas" xmlns:cx="http://schemas.microsoft.com/office/drawing/2014/chartex" xmlns:cx1="http://schemas.microsoft.com/office/drawing/2015/9/8/chartex" xmlns:cx2="http://schemas.microsoft.com/office/drawing/2015/10/21/chartex" xmlns:cx3="http://schemas.microsoft.com/office/drawing/2016/5/9/chartex" xmlns:cx4="http://schemas.microsoft.com/office/drawing/2016/5/10/chartex" xmlns:cx5="http://schemas.microsoft.com/office/drawing/2016/5/11/chartex" xmlns:cx6="http://schemas.microsoft.com/office/drawing/2016/5/12/chartex" xmlns:cx7="http://schemas.microsoft.com/office/drawing/2016/5/13/chartex" xmlns:cx8="http://schemas.microsoft.com/office/drawing/2016/5/14/chartex" xmlns:mc="http://schemas.openxmlformats.org/markup-compatibility/2006" xmlns:aink="http://schemas.microsoft.com/office/drawing/2016/ink" xmlns:am3d="http://schemas.microsoft.com/office/drawing/2017/model3d" xmlns:o="urn:schemas-microsoft-com:office:office" xmlns:oel="http://schemas.microsoft.com/office/2019/extlst" xmlns:r="http://schemas.openxmlformats.org/officeDocument/2006/relationships" xmlns:m="http://schemas.openxmlformats.org/officeDocument/2006/math" xmlns:v="urn:schemas-microsoft-com:vml" xmlns:wp14="http://schemas.microsoft.com/office/word/2010/wordprocessingDrawing" xmlns:wp="http://schemas.openxmlformats.org/drawingml/2006/wordprocessingDrawing" xmlns:w10="urn:schemas-microsoft-com:office:word" xmlns:w="http://schemas.openxmlformats.org/wordprocessingml/2006/main" xmlns:w14="http://schemas.microsoft.com/office/word/2010/wordml" xmlns:w15="http://schemas.microsoft.com/office/word/2012/wordml" xmlns:w16cex="http://schemas.microsoft.com/office/word/2018/wordml/cex" xmlns:w16cid="http://schemas.microsoft.com/office/word/2016/wordml/cid" xmlns:w16="http://schemas.microsoft.com/office/word/2018/wordml" xmlns:w16du="http://schemas.microsoft.com/office/word/2023/wordml/word16du" xmlns:w16sdtdh="http://schemas.microsoft.com/office/word/2020/wordml/sdtdatahash" xmlns:w16sdtfl="http://schemas.microsoft.com/office/word/2024/wordml/sdtformatlock" xmlns:w16se="http://schemas.microsoft.com/office/word/2015/wordml/symex" xmlns:wpg="http://schemas.microsoft.com/office/word/2010/wordprocessingGroup" xmlns:wpi="http://schemas.microsoft.com/office/word/2010/wordprocessingInk" xmlns:wne="http://schemas.microsoft.com/office/word/2006/wordml" xmlns:wps="http://schemas.microsoft.com/office/word/2010/wordprocessingShape" mc:Ignorable="w14 w15 w16se w16cid w16 w16cex w16sdtdh w16sdtfl w16du wp14">
   <w:body>
     <w:p>
       <w:pPr>
@@ -162,18 +162,7 @@
                                 <w:sz w:val="28"/>
                                 <w:szCs w:val="28"/>
                               </w:rPr>
-                              <w:t>9</w:t>
-                            </w:r>
-                            <w:r>
-                              <w:rPr>
-                                <w:rFonts w:ascii="Arial" w:hAnsi="Arial" w:cs="Arial"/>
-                                <w:b/>
-                                <w:bCs/>
-                                <w:color w:val="FFFFFF" w:themeColor="background1"/>
-                                <w:sz w:val="28"/>
-                                <w:szCs w:val="28"/>
-                              </w:rPr>
-                              <w:t>032903214</w:t>
+                              <w:t>9032903214</w:t>
                             </w:r>
                           </w:p>
                           <w:p>
@@ -351,18 +340,7 @@
                           <w:sz w:val="28"/>
                           <w:szCs w:val="28"/>
                         </w:rPr>
-                        <w:t>9</w:t>
-                      </w:r>
-                      <w:r>
-                        <w:rPr>
-                          <w:rFonts w:ascii="Arial" w:hAnsi="Arial" w:cs="Arial"/>
-                          <w:b/>
-                          <w:bCs/>
-                          <w:color w:val="FFFFFF" w:themeColor="background1"/>
-                          <w:sz w:val="28"/>
-                          <w:szCs w:val="28"/>
-                        </w:rPr>
-                        <w:t>032903214</w:t>
+                        <w:t>9032903214</w:t>
                       </w:r>
                     </w:p>
                     <w:p>
@@ -544,15 +522,7 @@
                                 <w:w w:val="95"/>
                                 <w:sz w:val="21"/>
                               </w:rPr>
-                              <w:t xml:space="preserve">Self-motivated, innovative, and goal-oriented QA professional </w:t>
-                            </w:r>
-                            <w:r>
-                              <w:rPr>
-                                <w:rFonts w:ascii="Arial" w:hAnsi="Arial" w:cs="Arial"/>
-                                <w:bCs/>
-                                <w:sz w:val="21"/>
-                              </w:rPr>
-                              <w:t>with 14 years of experience in software quality assurance and testing. Proficient in designing and implementing robust testing strategies to ensure the delivery of high-quality software products. Adept at leading cross-functional teams, mentoring junior QA professionals, and collaborating with stakeholders to meet project goals and objectives.</w:t>
+                              <w:t>Hands-on QA automation professional with 14 years of experience personally designing, building, and maintaining end-to-end test automation frameworks across web, mobile, and API layers. Combines deep individual-contributor expertise with the ability to lead cross-functional teams, mentor QA engineers, and align testing strategy with business goals — consistently delivering high-quality, production-ready software faster.</w:t>
                             </w:r>
                           </w:p>
                           <w:p>
@@ -672,7 +642,7 @@
                                 <w:bCs/>
                                 <w:sz w:val="21"/>
                               </w:rPr>
-                              <w:t xml:space="preserve">Proficient in developing and maintaining automated test scripts using industry-standard testing tools and frameworks such as </w:t>
+                              <w:t xml:space="preserve">Hands-on individual contributor who designs, develops, and maintains automation frameworks and test scripts using </w:t>
                             </w:r>
                             <w:r>
                               <w:rPr>
@@ -680,47 +650,15 @@
                                 <w:b/>
                                 <w:sz w:val="21"/>
                               </w:rPr>
-                              <w:t>Playwright</w:t>
-                            </w:r>
-                            <w:r>
-                              <w:rPr>
-                                <w:rFonts w:ascii="Arial" w:hAnsi="Arial" w:cs="Arial"/>
-                                <w:bCs/>
-                                <w:sz w:val="21"/>
-                              </w:rPr>
-                              <w:t xml:space="preserve">, </w:t>
-                            </w:r>
-                            <w:r>
-                              <w:rPr>
-                                <w:rFonts w:ascii="Arial" w:hAnsi="Arial" w:cs="Arial"/>
-                                <w:b/>
-                                <w:sz w:val="21"/>
-                              </w:rPr>
-                              <w:t>Cypress</w:t>
-                            </w:r>
-                            <w:r>
-                              <w:rPr>
-                                <w:rFonts w:ascii="Arial" w:hAnsi="Arial" w:cs="Arial"/>
-                                <w:bCs/>
-                                <w:sz w:val="21"/>
-                              </w:rPr>
-                              <w:t>, Robot Framework, Selenium, Appium</w:t>
-                            </w:r>
-                            <w:r>
-                              <w:rPr>
-                                <w:rFonts w:ascii="Arial" w:hAnsi="Arial" w:cs="Arial"/>
-                                <w:bCs/>
-                                <w:sz w:val="21"/>
-                              </w:rPr>
-                              <w:t xml:space="preserve"> and </w:t>
-                            </w:r>
-                            <w:r>
-                              <w:rPr>
-                                <w:rFonts w:ascii="Arial" w:hAnsi="Arial" w:cs="Arial"/>
-                                <w:bCs/>
-                                <w:sz w:val="21"/>
-                              </w:rPr>
-                              <w:t>TypeScript, as an individual contributor.</w:t>
+                              <w:t>Playwright, Cypress, Robot Framework, Selenium, Appium</w:t>
+                            </w:r>
+                            <w:r>
+                              <w:rPr>
+                                <w:rFonts w:ascii="Arial" w:hAnsi="Arial" w:cs="Arial"/>
+                                <w:bCs/>
+                                <w:sz w:val="21"/>
+                              </w:rPr>
+                              <w:t>, and TypeScript.</w:t>
                             </w:r>
                           </w:p>
                           <w:p>
@@ -812,7 +750,7 @@
                                 <w:bCs/>
                                 <w:sz w:val="21"/>
                               </w:rPr>
-                              <w:t>Experienced in integrating automated testing into CI/CD pipelines to enable continuous validation of every code release.</w:t>
+                              <w:t>Integrated automated testing into CI/CD pipelines (GitHub Actions, Jenkins) to enable continuous validation on every release.</w:t>
                             </w:r>
                           </w:p>
                           <w:p>
@@ -837,7 +775,7 @@
                                 <w:bCs/>
                                 <w:sz w:val="21"/>
                               </w:rPr>
-                              <w:t>Deep domain expertise across Healthcare, E-Commerce, Mobile, OTT, and Enterprise applications, built over 14+ years of hands-on QA experience.</w:t>
+                              <w:t>Built deep domain expertise across Healthcare, E-Commerce, Mobile, OTT, and Enterprise applications over 14+ years of hands-on QA automation experience.</w:t>
                             </w:r>
                           </w:p>
                           <w:p>
@@ -862,7 +800,7 @@
                                 <w:bCs/>
                                 <w:sz w:val="21"/>
                               </w:rPr>
-                              <w:t>Skilled in test planning, execution, defect tracking, and developing comprehensive test strategies to ensure efficient, end-to-end software quality and reliability.</w:t>
+                              <w:t>Own end-to-end test planning, execution, and defect tracking, translating business requirements into comprehensive test strategies that drive software quality and reliability.</w:t>
                             </w:r>
                           </w:p>
                           <w:p>
@@ -887,7 +825,7 @@
                                 <w:bCs/>
                                 <w:sz w:val="21"/>
                               </w:rPr>
-                              <w:t>Experienced in leading and mentoring QA teams, providing technical guidance and fostering a collaborative, high-performing testing culture.</w:t>
+                              <w:t>Lead and mentor QA teams alongside individual-contributor work, providing technical guidance and fostering a collaborative, high-performing testing culture.</w:t>
                             </w:r>
                           </w:p>
                           <w:p>
@@ -912,7 +850,7 @@
                                 <w:bCs/>
                                 <w:sz w:val="21"/>
                               </w:rPr>
-                              <w:t>Adept at identifying and assessing risks and dependencies that may impact testing efforts, communicating them clearly to project stakeholders.</w:t>
+                              <w:t>Proactively identify and assess risks and dependencies that could impact testing timelines, communicating them clearly to stakeholders.</w:t>
                             </w:r>
                           </w:p>
                           <w:p>
@@ -937,7 +875,7 @@
                                 <w:bCs/>
                                 <w:sz w:val="21"/>
                               </w:rPr>
-                              <w:t>Competent in configuring and maintaining test environments that accurately mirror production settings.</w:t>
+                              <w:t>Configure and maintain test environments that accurately mirror production, minimizing environment-related defects.</w:t>
                             </w:r>
                           </w:p>
                           <w:p>
@@ -1080,15 +1018,7 @@
                           <w:w w:val="95"/>
                           <w:sz w:val="21"/>
                         </w:rPr>
-                        <w:t xml:space="preserve">Self-motivated, innovative, and goal-oriented QA professional </w:t>
-                      </w:r>
-                      <w:r>
-                        <w:rPr>
-                          <w:rFonts w:ascii="Arial" w:hAnsi="Arial" w:cs="Arial"/>
-                          <w:bCs/>
-                          <w:sz w:val="21"/>
-                        </w:rPr>
-                        <w:t>with 14 years of experience in software quality assurance and testing. Proficient in designing and implementing robust testing strategies to ensure the delivery of high-quality software products. Adept at leading cross-functional teams, mentoring junior QA professionals, and collaborating with stakeholders to meet project goals and objectives.</w:t>
+                        <w:t>Hands-on QA automation professional with 14 years of experience personally designing, building, and maintaining end-to-end test automation frameworks across web, mobile, and API layers. Combines deep individual-contributor expertise with the ability to lead cross-functional teams, mentor QA engineers, and align testing strategy with business goals — consistently delivering high-quality, production-ready software faster.</w:t>
                       </w:r>
                     </w:p>
                     <w:p>
@@ -1208,7 +1138,7 @@
                           <w:bCs/>
                           <w:sz w:val="21"/>
                         </w:rPr>
-                        <w:t xml:space="preserve">Proficient in developing and maintaining automated test scripts using industry-standard testing tools and frameworks such as </w:t>
+                        <w:t xml:space="preserve">Hands-on individual contributor who designs, develops, and maintains automation frameworks and test scripts using </w:t>
                       </w:r>
                       <w:r>
                         <w:rPr>
@@ -1216,47 +1146,15 @@
                           <w:b/>
                           <w:sz w:val="21"/>
                         </w:rPr>
-                        <w:t>Playwright</w:t>
-                      </w:r>
-                      <w:r>
-                        <w:rPr>
-                          <w:rFonts w:ascii="Arial" w:hAnsi="Arial" w:cs="Arial"/>
-                          <w:bCs/>
-                          <w:sz w:val="21"/>
-                        </w:rPr>
-                        <w:t xml:space="preserve">, </w:t>
-                      </w:r>
-                      <w:r>
-                        <w:rPr>
-                          <w:rFonts w:ascii="Arial" w:hAnsi="Arial" w:cs="Arial"/>
-                          <w:b/>
-                          <w:sz w:val="21"/>
-                        </w:rPr>
-                        <w:t>Cypress</w:t>
-                      </w:r>
-                      <w:r>
-                        <w:rPr>
-                          <w:rFonts w:ascii="Arial" w:hAnsi="Arial" w:cs="Arial"/>
-                          <w:bCs/>
-                          <w:sz w:val="21"/>
-                        </w:rPr>
-                        <w:t>, Robot Framework, Selenium, Appium</w:t>
-                      </w:r>
-                      <w:r>
-                        <w:rPr>
-                          <w:rFonts w:ascii="Arial" w:hAnsi="Arial" w:cs="Arial"/>
-                          <w:bCs/>
-                          <w:sz w:val="21"/>
-                        </w:rPr>
-                        <w:t xml:space="preserve"> and </w:t>
-                      </w:r>
-                      <w:r>
-                        <w:rPr>
-                          <w:rFonts w:ascii="Arial" w:hAnsi="Arial" w:cs="Arial"/>
-                          <w:bCs/>
-                          <w:sz w:val="21"/>
-                        </w:rPr>
-                        <w:t>TypeScript, as an individual contributor.</w:t>
+                        <w:t>Playwright, Cypress, Robot Framework, Selenium, Appium</w:t>
+                      </w:r>
+                      <w:r>
+                        <w:rPr>
+                          <w:rFonts w:ascii="Arial" w:hAnsi="Arial" w:cs="Arial"/>
+                          <w:bCs/>
+                          <w:sz w:val="21"/>
+                        </w:rPr>
+                        <w:t>, and TypeScript.</w:t>
                       </w:r>
                     </w:p>
                     <w:p>
@@ -1348,7 +1246,7 @@
                           <w:bCs/>
                           <w:sz w:val="21"/>
                         </w:rPr>
-                        <w:t>Experienced in integrating automated testing into CI/CD pipelines to enable continuous validation of every code release.</w:t>
+                        <w:t>Integrated automated testing into CI/CD pipelines (GitHub Actions, Jenkins) to enable continuous validation on every release.</w:t>
                       </w:r>
                     </w:p>
                     <w:p>
@@ -1373,7 +1271,7 @@
                           <w:bCs/>
                           <w:sz w:val="21"/>
                         </w:rPr>
-                        <w:t>Deep domain expertise across Healthcare, E-Commerce, Mobile, OTT, and Enterprise applications, built over 14+ years of hands-on QA experience.</w:t>
+                        <w:t>Built deep domain expertise across Healthcare, E-Commerce, Mobile, OTT, and Enterprise applications over 14+ years of hands-on QA automation experience.</w:t>
                       </w:r>
                     </w:p>
                     <w:p>
@@ -1398,7 +1296,7 @@
                           <w:bCs/>
                           <w:sz w:val="21"/>
                         </w:rPr>
-                        <w:t>Skilled in test planning, execution, defect tracking, and developing comprehensive test strategies to ensure efficient, end-to-end software quality and reliability.</w:t>
+                        <w:t>Own end-to-end test planning, execution, and defect tracking, translating business requirements into comprehensive test strategies that drive software quality and reliability.</w:t>
                       </w:r>
                     </w:p>
                     <w:p>
@@ -1423,7 +1321,7 @@
                           <w:bCs/>
                           <w:sz w:val="21"/>
                         </w:rPr>
-                        <w:t>Experienced in leading and mentoring QA teams, providing technical guidance and fostering a collaborative, high-performing testing culture.</w:t>
+                        <w:t>Lead and mentor QA teams alongside individual-contributor work, providing technical guidance and fostering a collaborative, high-performing testing culture.</w:t>
                       </w:r>
                     </w:p>
                     <w:p>
@@ -1448,7 +1346,7 @@
                           <w:bCs/>
                           <w:sz w:val="21"/>
                         </w:rPr>
-                        <w:t>Adept at identifying and assessing risks and dependencies that may impact testing efforts, communicating them clearly to project stakeholders.</w:t>
+                        <w:t>Proactively identify and assess risks and dependencies that could impact testing timelines, communicating them clearly to stakeholders.</w:t>
                       </w:r>
                     </w:p>
                     <w:p>
@@ -1473,7 +1371,7 @@
                           <w:bCs/>
                           <w:sz w:val="21"/>
                         </w:rPr>
-                        <w:t>Competent in configuring and maintaining test environments that accurately mirror production settings.</w:t>
+                        <w:t>Configure and maintain test environments that accurately mirror production, minimizing environment-related defects.</w:t>
                       </w:r>
                     </w:p>
                     <w:p>
@@ -3108,7 +3006,7 @@
               </wp:anchor>
             </w:drawing>
           </mc:Choice>
-          <mc:Fallback>
+          <mc:Fallback xmlns:w16cei="http://schemas.microsoft.com/office/word/2026/wordml/cei">
             <w:pict>
               <v:shape w14:anchorId="236B877B" id="Freeform: Shape 4" o:spid="_x0000_s1026" style="position:absolute;margin-left:218.5pt;margin-top:21.15pt;width:372pt;height:3.55pt;z-index:-251655168;visibility:visible;mso-wrap-style:square;mso-width-percent:0;mso-height-percent:0;mso-wrap-distance-left:0;mso-wrap-distance-top:0;mso-wrap-distance-right:0;mso-wrap-distance-bottom:0;mso-position-horizontal:absolute;mso-position-horizontal-relative:page;mso-position-vertical:absolute;mso-position-vertical-relative:text;mso-width-percent:0;mso-height-percent:0;mso-width-relative:page;mso-height-relative:page;v-text-anchor:top" coordsize="6835,45085" o:gfxdata="UEsDBBQABgAIAAAAIQC2gziS/gAAAOEBAAATAAAAW0NvbnRlbnRfVHlwZXNdLnhtbJSRQU7DMBBF 90jcwfIWJU67QAgl6YK0S0CoHGBkTxKLZGx5TGhvj5O2G0SRWNoz/78nu9wcxkFMGNg6quQqL6RA 0s5Y6ir5vt9lD1JwBDIwOMJKHpHlpr69KfdHjyxSmriSfYz+USnWPY7AufNIadK6MEJMx9ApD/oD OlTrorhX2lFEilmcO2RdNtjC5xDF9pCuTyYBB5bi6bQ4syoJ3g9WQ0ymaiLzg5KdCXlKLjvcW893 SUOqXwnz5DrgnHtJTxOsQfEKIT7DmDSUCaxw7Rqn8787ZsmRM9e2VmPeBN4uqYvTtW7jvijg9N/y JsXecLq0q+WD6m8AAAD//wMAUEsDBBQABgAIAAAAIQA4/SH/1gAAAJQBAAALAAAAX3JlbHMvLnJl bHOkkMFqwzAMhu+DvYPRfXGawxijTi+j0GvpHsDYimMaW0Yy2fr2M4PBMnrbUb/Q94l/f/hMi1qR JVI2sOt6UJgd+ZiDgffL8ekFlFSbvV0oo4EbChzGx4f9GRdb25HMsYhqlCwG5lrLq9biZkxWOiqY 22YiTra2kYMu1l1tQD30/bPm3wwYN0x18gb45AdQl1tp5j/sFB2T0FQ7R0nTNEV3j6o9feQzro1i OWA14Fm+Q8a1a8+Bvu/d/dMb2JY5uiPbhG/ktn4cqGU/er3pcvwCAAD//wMAUEsDBBQABgAIAAAA IQDXioA8oAIAAJkFAAAOAAAAZHJzL2Uyb0RvYy54bWysVNtu1DAQfUfiHyw/gtpc9tZGzVbQpQip XKQuH+B1nE2EYxvbu9ny9Ywnl4YFXhAvlu0ZnzlzZjw3t6dGkqOwrtYqp8llTIlQXBe12uf06/b+ 4ooS55kqmNRK5PRJOHq7fvnipjWZSHWlZSEsARDlstbktPLeZFHkeCUa5i61EQqMpbYN83C0+6iw rAX0RkZpHC+jVtvCWM2Fc3C76Yx0jfhlKbj/XJZOeCJzCtw8rhbXXVij9Q3L9paZquY9DfYPLBpW Kwg6Qm2YZ+Rg69+gmppb7XTpL7luIl2WNReYA2STxGfZPFbMCMwFxHFmlMn9P1j+6fhovthA3ZkH zb85UCRqjctGSzg48CG79qMuoIbs4DUmeyptE15CGuSEmj6NmoqTJxwu56t0Po9Beg62+SK+WgTN I5YNj/nB+fdCIxA7PjjflaSAHQpaEMUaiLoFjLKRUJ3XFyQm88UsxaUv4eiWDG6vIrKNSUuWVzOM CcUZndLBCbGSZLZc/RFsNvgFsHQCBgnsB4qsGljzk+ppw46w8AdiVMpoFxTaArlBIkAAp5DiX3wh 9rlv96YPYaG5z9vaUgJtves0McwHZiFE2JI2p6hFuGj0UWw1mvxZ7SDIs1WqqRc+n7LqzPAiBMCy jkED10lplb6vpcTaShWoXC+SFWrjtKyLYAxsnN3v7qQlRwYfdvN2uUzu+375xc1Y5zfMVZ0fmrqc rT6oAqNUghXv+r1ntez2wEqC6NjhoanDoHDZThdP0OBWd/MB5hlsKm1/UNLCbMip+35gVlAiPyj4 fNcJtDQMEzzMF6sUDnZq2U0tTHGAyqmn0BFhe+e7AXQwtt5XEClBHZR+Ax+rrMMHQH4dq/4A/x/1 7WdVGDDTM3o9T9T1TwAAAP//AwBQSwMEFAAGAAgAAAAhAOeIGXHdAAAACgEAAA8AAABkcnMvZG93 bnJldi54bWxMj0FPwzAMhe9I/IfISNxY2m6CUppOCAlxRIxx4OY2oY1onCpJt45fj3eCm/389Py9 eru4URxMiNaTgnyVgTDUeW2pV7B/f74pQcSEpHH0ZBScTIRtc3lRY6X9kd7MYZd6wSEUK1QwpDRV UsZuMA7jyk+G+Pblg8PEa+ilDnjkcDfKIstupUNL/GHAyTwNpvvezU7B9PFSzth/xn0KRXw9tfYn kVXq+mp5fACRzJL+zHDGZ3RomKn1M+koRgWb9R13STwUaxBnQ17mrLSs3G9ANrX8X6H5BQAA//8D AFBLAQItABQABgAIAAAAIQC2gziS/gAAAOEBAAATAAAAAAAAAAAAAAAAAAAAAABbQ29udGVudF9U eXBlc10ueG1sUEsBAi0AFAAGAAgAAAAhADj9If/WAAAAlAEAAAsAAAAAAAAAAAAAAAAALwEAAF9y ZWxzLy5yZWxzUEsBAi0AFAAGAAgAAAAhANeKgDygAgAAmQUAAA4AAAAAAAAAAAAAAAAALgIAAGRy cy9lMm9Eb2MueG1sUEsBAi0AFAAGAAgAAAAhAOeIGXHdAAAACgEAAA8AAAAAAAAAAAAAAAAA+gQA AGRycy9kb3ducmV2LnhtbFBLBQYAAAAABAAEAPMAAAAEBgAAAAA= " path="m,l6835,e" filled="f" strokecolor="#db661f" strokeweight=".26436mm">
                 <v:path arrowok="t" o:connecttype="custom" o:connectlocs="0,0;4724400,0" o:connectangles="0,0"/>
@@ -3349,18 +3247,7 @@
                                 <w:sz w:val="28"/>
                                 <w:szCs w:val="28"/>
                               </w:rPr>
-                              <w:t>9</w:t>
-                            </w:r>
-                            <w:r>
-                              <w:rPr>
-                                <w:rFonts w:ascii="Arial" w:hAnsi="Arial" w:cs="Arial"/>
-                                <w:b/>
-                                <w:bCs/>
-                                <w:color w:val="FFFFFF" w:themeColor="background1"/>
-                                <w:sz w:val="28"/>
-                                <w:szCs w:val="28"/>
-                              </w:rPr>
-                              <w:t>032903214</w:t>
+                              <w:t>9032903214</w:t>
                             </w:r>
                           </w:p>
                           <w:p>
@@ -3534,18 +3421,7 @@
                           <w:sz w:val="28"/>
                           <w:szCs w:val="28"/>
                         </w:rPr>
-                        <w:t>9</w:t>
-                      </w:r>
-                      <w:r>
-                        <w:rPr>
-                          <w:rFonts w:ascii="Arial" w:hAnsi="Arial" w:cs="Arial"/>
-                          <w:b/>
-                          <w:bCs/>
-                          <w:color w:val="FFFFFF" w:themeColor="background1"/>
-                          <w:sz w:val="28"/>
-                          <w:szCs w:val="28"/>
-                        </w:rPr>
-                        <w:t>032903214</w:t>
+                        <w:t>9032903214</w:t>
                       </w:r>
                     </w:p>
                     <w:p>
@@ -3763,7 +3639,7 @@
               </wp:anchor>
             </w:drawing>
           </mc:Choice>
-          <mc:Fallback>
+          <mc:Fallback xmlns:w16cei="http://schemas.microsoft.com/office/word/2026/wordml/cei">
             <w:pict>
               <v:shape w14:anchorId="65FF6F26" id="Freeform: Shape 15" o:spid="_x0000_s1026" style="position:absolute;margin-left:218.5pt;margin-top:21.15pt;width:372pt;height:3.55pt;z-index:-251651072;visibility:visible;mso-wrap-style:square;mso-width-percent:0;mso-height-percent:0;mso-wrap-distance-left:0;mso-wrap-distance-top:0;mso-wrap-distance-right:0;mso-wrap-distance-bottom:0;mso-position-horizontal:absolute;mso-position-horizontal-relative:page;mso-position-vertical:absolute;mso-position-vertical-relative:text;mso-width-percent:0;mso-height-percent:0;mso-width-relative:page;mso-height-relative:page;v-text-anchor:top" coordsize="6835,45085" o:gfxdata="UEsDBBQABgAIAAAAIQC2gziS/gAAAOEBAAATAAAAW0NvbnRlbnRfVHlwZXNdLnhtbJSRQU7DMBBF 90jcwfIWJU67QAgl6YK0S0CoHGBkTxKLZGx5TGhvj5O2G0SRWNoz/78nu9wcxkFMGNg6quQqL6RA 0s5Y6ir5vt9lD1JwBDIwOMJKHpHlpr69KfdHjyxSmriSfYz+USnWPY7AufNIadK6MEJMx9ApD/oD OlTrorhX2lFEilmcO2RdNtjC5xDF9pCuTyYBB5bi6bQ4syoJ3g9WQ0ymaiLzg5KdCXlKLjvcW893 SUOqXwnz5DrgnHtJTxOsQfEKIT7DmDSUCaxw7Rqn8787ZsmRM9e2VmPeBN4uqYvTtW7jvijg9N/y JsXecLq0q+WD6m8AAAD//wMAUEsDBBQABgAIAAAAIQA4/SH/1gAAAJQBAAALAAAAX3JlbHMvLnJl bHOkkMFqwzAMhu+DvYPRfXGawxijTi+j0GvpHsDYimMaW0Yy2fr2M4PBMnrbUb/Q94l/f/hMi1qR JVI2sOt6UJgd+ZiDgffL8ekFlFSbvV0oo4EbChzGx4f9GRdb25HMsYhqlCwG5lrLq9biZkxWOiqY 22YiTra2kYMu1l1tQD30/bPm3wwYN0x18gb45AdQl1tp5j/sFB2T0FQ7R0nTNEV3j6o9feQzro1i OWA14Fm+Q8a1a8+Bvu/d/dMb2JY5uiPbhG/ktn4cqGU/er3pcvwCAAD//wMAUEsDBBQABgAIAAAA IQDXioA8oAIAAJkFAAAOAAAAZHJzL2Uyb0RvYy54bWysVNtu1DAQfUfiHyw/gtpc9tZGzVbQpQip XKQuH+B1nE2EYxvbu9ny9Ywnl4YFXhAvlu0ZnzlzZjw3t6dGkqOwrtYqp8llTIlQXBe12uf06/b+ 4ooS55kqmNRK5PRJOHq7fvnipjWZSHWlZSEsARDlstbktPLeZFHkeCUa5i61EQqMpbYN83C0+6iw rAX0RkZpHC+jVtvCWM2Fc3C76Yx0jfhlKbj/XJZOeCJzCtw8rhbXXVij9Q3L9paZquY9DfYPLBpW Kwg6Qm2YZ+Rg69+gmppb7XTpL7luIl2WNReYA2STxGfZPFbMCMwFxHFmlMn9P1j+6fhovthA3ZkH zb85UCRqjctGSzg48CG79qMuoIbs4DUmeyptE15CGuSEmj6NmoqTJxwu56t0Po9Beg62+SK+WgTN I5YNj/nB+fdCIxA7PjjflaSAHQpaEMUaiLoFjLKRUJ3XFyQm88UsxaUv4eiWDG6vIrKNSUuWVzOM CcUZndLBCbGSZLZc/RFsNvgFsHQCBgnsB4qsGljzk+ppw46w8AdiVMpoFxTaArlBIkAAp5DiX3wh 9rlv96YPYaG5z9vaUgJtves0McwHZiFE2JI2p6hFuGj0UWw1mvxZ7SDIs1WqqRc+n7LqzPAiBMCy jkED10lplb6vpcTaShWoXC+SFWrjtKyLYAxsnN3v7qQlRwYfdvN2uUzu+375xc1Y5zfMVZ0fmrqc rT6oAqNUghXv+r1ntez2wEqC6NjhoanDoHDZThdP0OBWd/MB5hlsKm1/UNLCbMip+35gVlAiPyj4 fNcJtDQMEzzMF6sUDnZq2U0tTHGAyqmn0BFhe+e7AXQwtt5XEClBHZR+Ax+rrMMHQH4dq/4A/x/1 7WdVGDDTM3o9T9T1TwAAAP//AwBQSwMEFAAGAAgAAAAhAOeIGXHdAAAACgEAAA8AAABkcnMvZG93 bnJldi54bWxMj0FPwzAMhe9I/IfISNxY2m6CUppOCAlxRIxx4OY2oY1onCpJt45fj3eCm/389Py9 eru4URxMiNaTgnyVgTDUeW2pV7B/f74pQcSEpHH0ZBScTIRtc3lRY6X9kd7MYZd6wSEUK1QwpDRV UsZuMA7jyk+G+Pblg8PEa+ilDnjkcDfKIstupUNL/GHAyTwNpvvezU7B9PFSzth/xn0KRXw9tfYn kVXq+mp5fACRzJL+zHDGZ3RomKn1M+koRgWb9R13STwUaxBnQ17mrLSs3G9ANrX8X6H5BQAA//8D AFBLAQItABQABgAIAAAAIQC2gziS/gAAAOEBAAATAAAAAAAAAAAAAAAAAAAAAABbQ29udGVudF9U eXBlc10ueG1sUEsBAi0AFAAGAAgAAAAhADj9If/WAAAAlAEAAAsAAAAAAAAAAAAAAAAALwEAAF9y ZWxzLy5yZWxzUEsBAi0AFAAGAAgAAAAhANeKgDygAgAAmQUAAA4AAAAAAAAAAAAAAAAALgIAAGRy cy9lMm9Eb2MueG1sUEsBAi0AFAAGAAgAAAAhAOeIGXHdAAAACgEAAA8AAAAAAAAAAAAAAAAA+gQA AGRycy9kb3ducmV2LnhtbFBLBQYAAAAABAAEAPMAAAAEBgAAAAA= " path="m,l6835,e" filled="f" strokecolor="#db661f" strokeweight=".26436mm">
                 <v:path arrowok="t" o:connecttype="custom" o:connectlocs="0,0;4724400,0" o:connectangles="0,0"/>
@@ -4575,7 +4451,57 @@
                                 <w:w w:val="95"/>
                                 <w:sz w:val="21"/>
                               </w:rPr>
-                              <w:t>As an individual contributor, designed and built the automation framework from the ground up using Cypress and Playwright (TypeScript) within a Page Object Model structure to validate Artemis Health’s benefits-analytics workflows.</w:t>
+                              <w:t xml:space="preserve">As an individual contributor, designed and maintained an automation framework using </w:t>
+                            </w:r>
+                            <w:r>
+                              <w:rPr>
+                                <w:rFonts w:ascii="Arial" w:hAnsi="Arial" w:cs="Arial"/>
+                                <w:b/>
+                                <w:color w:val="000000" w:themeColor="text1"/>
+                                <w:w w:val="95"/>
+                                <w:sz w:val="21"/>
+                              </w:rPr>
+                              <w:t>Playwright</w:t>
+                            </w:r>
+                            <w:r>
+                              <w:rPr>
+                                <w:rFonts w:ascii="Arial" w:hAnsi="Arial" w:cs="Arial"/>
+                                <w:bCs/>
+                                <w:color w:val="000000" w:themeColor="text1"/>
+                                <w:w w:val="95"/>
+                                <w:sz w:val="21"/>
+                              </w:rPr>
+                              <w:t xml:space="preserve"> and </w:t>
+                            </w:r>
+                            <w:r>
+                              <w:rPr>
+                                <w:rFonts w:ascii="Arial" w:hAnsi="Arial" w:cs="Arial"/>
+                                <w:b/>
+                                <w:color w:val="000000" w:themeColor="text1"/>
+                                <w:w w:val="95"/>
+                                <w:sz w:val="21"/>
+                              </w:rPr>
+                              <w:t>Cypress</w:t>
+                            </w:r>
+                            <w:r>
+                              <w:rPr>
+                                <w:rFonts w:ascii="Arial" w:hAnsi="Arial" w:cs="Arial"/>
+                                <w:bCs/>
+                                <w:color w:val="000000" w:themeColor="text1"/>
+                                <w:w w:val="95"/>
+                                <w:sz w:val="21"/>
+                              </w:rPr>
+                              <w:t xml:space="preserve"> </w:t>
+                            </w:r>
+                            <w:r>
+                              <w:rPr>
+                                <w:rFonts w:ascii="Arial" w:hAnsi="Arial" w:cs="Arial"/>
+                                <w:bCs/>
+                                <w:color w:val="000000" w:themeColor="text1"/>
+                                <w:w w:val="95"/>
+                                <w:sz w:val="21"/>
+                              </w:rPr>
+                              <w:t>(TypeScript), with reusable page objects, fixtures, and utility components, to validate benefits-analytics dashboards and reporting workflows.</w:t>
                             </w:r>
                           </w:p>
                           <w:p>
@@ -4605,7 +4531,7 @@
                                 <w:w w:val="95"/>
                                 <w:sz w:val="21"/>
                               </w:rPr>
-                              <w:t>Also managed and guided the QA team, setting testing priorities and reviewing coverage across releases.</w:t>
+                              <w:t>Automated functional, regression, smoke, and sanity scenarios covering benefits calculations, plan comparisons, and reporting outputs.</w:t>
                             </w:r>
                           </w:p>
                           <w:p>
@@ -4635,7 +4561,7 @@
                                 <w:w w:val="95"/>
                                 <w:sz w:val="21"/>
                               </w:rPr>
-                              <w:t>Continuously refactored and extended the automation suite as the platform grew, improving execution efficiency and broadening test coverage.</w:t>
+                              <w:t>Performed API testing and integrated API-level validations into the automation workflow to verify data accuracy between backend services and analytics dashboards.</w:t>
                             </w:r>
                           </w:p>
                           <w:p>
@@ -4665,29 +4591,7 @@
                                 <w:w w:val="95"/>
                                 <w:sz w:val="21"/>
                               </w:rPr>
-                              <w:t xml:space="preserve">Used GitHub for version control and CI/CD, scheduling and executing automation scripts to keep test </w:t>
-                            </w:r>
-                            <w:proofErr w:type="gramStart"/>
-                            <w:r>
-                              <w:rPr>
-                                <w:rFonts w:ascii="Arial" w:hAnsi="Arial" w:cs="Arial"/>
-                                <w:bCs/>
-                                <w:color w:val="000000" w:themeColor="text1"/>
-                                <w:w w:val="95"/>
-                                <w:sz w:val="21"/>
-                              </w:rPr>
-                              <w:t>runs</w:t>
-                            </w:r>
-                            <w:proofErr w:type="gramEnd"/>
-                            <w:r>
-                              <w:rPr>
-                                <w:rFonts w:ascii="Arial" w:hAnsi="Arial" w:cs="Arial"/>
-                                <w:bCs/>
-                                <w:color w:val="000000" w:themeColor="text1"/>
-                                <w:w w:val="95"/>
-                                <w:sz w:val="21"/>
-                              </w:rPr>
-                              <w:t xml:space="preserve"> continuous and repeatable.</w:t>
+                              <w:t>Executed automation suites through CI/CD pipelines on every release, analyzing test failures to distinguish real application defects from automation or environment issues.</w:t>
                             </w:r>
                           </w:p>
                           <w:p>
@@ -4717,7 +4621,7 @@
                                 <w:w w:val="95"/>
                                 <w:sz w:val="21"/>
                               </w:rPr>
-                              <w:t>Authored test cases, scripts, and scenarios directly from software requirements and design specifications for each new feature.</w:t>
+                              <w:t>Also managed and guided the QA team, setting testing priorities and reviewing coverage across releases.</w:t>
                             </w:r>
                           </w:p>
                           <w:p>
@@ -4747,20 +4651,9 @@
                                 <w:w w:val="95"/>
                                 <w:sz w:val="21"/>
                               </w:rPr>
-                              <w:t>Ran regression testing on every release to confirm new changes didn’t affect existing reporting and analytics functionality.</w:t>
-                            </w:r>
-                          </w:p>
-                          <w:p>
-                            <w:pPr>
-                              <w:pStyle w:val="ListParagraph"/>
-                              <w:numPr>
-                                <w:ilvl w:val="0"/>
-                                <w:numId w:val="3"/>
-                              </w:numPr>
-                              <w:spacing w:after="120"/>
-                              <w:ind w:right="144"/>
-                              <w:contextualSpacing w:val="0"/>
-                              <w:jc w:val="both"/>
+                              <w:t>Identified risks and dependencies that could affect testing timelines and communicated</w:t>
+                            </w:r>
+                            <w:r>
                               <w:rPr>
                                 <w:rFonts w:ascii="Arial" w:hAnsi="Arial" w:cs="Arial"/>
                                 <w:bCs/>
@@ -4768,7 +4661,8 @@
                                 <w:w w:val="95"/>
                                 <w:sz w:val="21"/>
                               </w:rPr>
-                            </w:pPr>
+                              <w:t xml:space="preserve"> </w:t>
+                            </w:r>
                             <w:r>
                               <w:rPr>
                                 <w:rFonts w:ascii="Arial" w:hAnsi="Arial" w:cs="Arial"/>
@@ -4777,7 +4671,7 @@
                                 <w:w w:val="95"/>
                                 <w:sz w:val="21"/>
                               </w:rPr>
-                              <w:t>Identified risks and dependencies that could affect testing timelines and communicated them proactively to stakeholders.</w:t>
+                              <w:t>them proactively to stakeholders.</w:t>
                             </w:r>
                             <w:r>
                               <w:rPr>
@@ -5015,7 +4909,57 @@
                           <w:w w:val="95"/>
                           <w:sz w:val="21"/>
                         </w:rPr>
-                        <w:t>As an individual contributor, designed and built the automation framework from the ground up using Cypress and Playwright (TypeScript) within a Page Object Model structure to validate Artemis Health’s benefits-analytics workflows.</w:t>
+                        <w:t xml:space="preserve">As an individual contributor, designed and maintained an automation framework using </w:t>
+                      </w:r>
+                      <w:r>
+                        <w:rPr>
+                          <w:rFonts w:ascii="Arial" w:hAnsi="Arial" w:cs="Arial"/>
+                          <w:b/>
+                          <w:color w:val="000000" w:themeColor="text1"/>
+                          <w:w w:val="95"/>
+                          <w:sz w:val="21"/>
+                        </w:rPr>
+                        <w:t>Playwright</w:t>
+                      </w:r>
+                      <w:r>
+                        <w:rPr>
+                          <w:rFonts w:ascii="Arial" w:hAnsi="Arial" w:cs="Arial"/>
+                          <w:bCs/>
+                          <w:color w:val="000000" w:themeColor="text1"/>
+                          <w:w w:val="95"/>
+                          <w:sz w:val="21"/>
+                        </w:rPr>
+                        <w:t xml:space="preserve"> and </w:t>
+                      </w:r>
+                      <w:r>
+                        <w:rPr>
+                          <w:rFonts w:ascii="Arial" w:hAnsi="Arial" w:cs="Arial"/>
+                          <w:b/>
+                          <w:color w:val="000000" w:themeColor="text1"/>
+                          <w:w w:val="95"/>
+                          <w:sz w:val="21"/>
+                        </w:rPr>
+                        <w:t>Cypress</w:t>
+                      </w:r>
+                      <w:r>
+                        <w:rPr>
+                          <w:rFonts w:ascii="Arial" w:hAnsi="Arial" w:cs="Arial"/>
+                          <w:bCs/>
+                          <w:color w:val="000000" w:themeColor="text1"/>
+                          <w:w w:val="95"/>
+                          <w:sz w:val="21"/>
+                        </w:rPr>
+                        <w:t xml:space="preserve"> </w:t>
+                      </w:r>
+                      <w:r>
+                        <w:rPr>
+                          <w:rFonts w:ascii="Arial" w:hAnsi="Arial" w:cs="Arial"/>
+                          <w:bCs/>
+                          <w:color w:val="000000" w:themeColor="text1"/>
+                          <w:w w:val="95"/>
+                          <w:sz w:val="21"/>
+                        </w:rPr>
+                        <w:t>(TypeScript), with reusable page objects, fixtures, and utility components, to validate benefits-analytics dashboards and reporting workflows.</w:t>
                       </w:r>
                     </w:p>
                     <w:p>
@@ -5045,7 +4989,7 @@
                           <w:w w:val="95"/>
                           <w:sz w:val="21"/>
                         </w:rPr>
-                        <w:t>Also managed and guided the QA team, setting testing priorities and reviewing coverage across releases.</w:t>
+                        <w:t>Automated functional, regression, smoke, and sanity scenarios covering benefits calculations, plan comparisons, and reporting outputs.</w:t>
                       </w:r>
                     </w:p>
                     <w:p>
@@ -5075,7 +5019,7 @@
                           <w:w w:val="95"/>
                           <w:sz w:val="21"/>
                         </w:rPr>
-                        <w:t>Continuously refactored and extended the automation suite as the platform grew, improving execution efficiency and broadening test coverage.</w:t>
+                        <w:t>Performed API testing and integrated API-level validations into the automation workflow to verify data accuracy between backend services and analytics dashboards.</w:t>
                       </w:r>
                     </w:p>
                     <w:p>
@@ -5105,29 +5049,7 @@
                           <w:w w:val="95"/>
                           <w:sz w:val="21"/>
                         </w:rPr>
-                        <w:t xml:space="preserve">Used GitHub for version control and CI/CD, scheduling and executing automation scripts to keep test </w:t>
-                      </w:r>
-                      <w:proofErr w:type="gramStart"/>
-                      <w:r>
-                        <w:rPr>
-                          <w:rFonts w:ascii="Arial" w:hAnsi="Arial" w:cs="Arial"/>
-                          <w:bCs/>
-                          <w:color w:val="000000" w:themeColor="text1"/>
-                          <w:w w:val="95"/>
-                          <w:sz w:val="21"/>
-                        </w:rPr>
-                        <w:t>runs</w:t>
-                      </w:r>
-                      <w:proofErr w:type="gramEnd"/>
-                      <w:r>
-                        <w:rPr>
-                          <w:rFonts w:ascii="Arial" w:hAnsi="Arial" w:cs="Arial"/>
-                          <w:bCs/>
-                          <w:color w:val="000000" w:themeColor="text1"/>
-                          <w:w w:val="95"/>
-                          <w:sz w:val="21"/>
-                        </w:rPr>
-                        <w:t xml:space="preserve"> continuous and repeatable.</w:t>
+                        <w:t>Executed automation suites through CI/CD pipelines on every release, analyzing test failures to distinguish real application defects from automation or environment issues.</w:t>
                       </w:r>
                     </w:p>
                     <w:p>
@@ -5157,7 +5079,7 @@
                           <w:w w:val="95"/>
                           <w:sz w:val="21"/>
                         </w:rPr>
-                        <w:t>Authored test cases, scripts, and scenarios directly from software requirements and design specifications for each new feature.</w:t>
+                        <w:t>Also managed and guided the QA team, setting testing priorities and reviewing coverage across releases.</w:t>
                       </w:r>
                     </w:p>
                     <w:p>
@@ -5187,20 +5109,9 @@
                           <w:w w:val="95"/>
                           <w:sz w:val="21"/>
                         </w:rPr>
-                        <w:t>Ran regression testing on every release to confirm new changes didn’t affect existing reporting and analytics functionality.</w:t>
-                      </w:r>
-                    </w:p>
-                    <w:p>
-                      <w:pPr>
-                        <w:pStyle w:val="ListParagraph"/>
-                        <w:numPr>
-                          <w:ilvl w:val="0"/>
-                          <w:numId w:val="3"/>
-                        </w:numPr>
-                        <w:spacing w:after="120"/>
-                        <w:ind w:right="144"/>
-                        <w:contextualSpacing w:val="0"/>
-                        <w:jc w:val="both"/>
+                        <w:t>Identified risks and dependencies that could affect testing timelines and communicated</w:t>
+                      </w:r>
+                      <w:r>
                         <w:rPr>
                           <w:rFonts w:ascii="Arial" w:hAnsi="Arial" w:cs="Arial"/>
                           <w:bCs/>
@@ -5208,7 +5119,8 @@
                           <w:w w:val="95"/>
                           <w:sz w:val="21"/>
                         </w:rPr>
-                      </w:pPr>
+                        <w:t xml:space="preserve"> </w:t>
+                      </w:r>
                       <w:r>
                         <w:rPr>
                           <w:rFonts w:ascii="Arial" w:hAnsi="Arial" w:cs="Arial"/>
@@ -5217,7 +5129,7 @@
                           <w:w w:val="95"/>
                           <w:sz w:val="21"/>
                         </w:rPr>
-                        <w:t>Identified risks and dependencies that could affect testing timelines and communicated them proactively to stakeholders.</w:t>
+                        <w:t>them proactively to stakeholders.</w:t>
                       </w:r>
                       <w:r>
                         <w:rPr>
@@ -5464,7 +5376,25 @@
                                 <w:w w:val="95"/>
                                 <w:sz w:val="21"/>
                               </w:rPr>
-                              <w:t>As an individual contributor, designed and built the test automation framework from scratch using Robot Framework and Python within a structured Page Object Model, tailored to Ritchie Bros.’ asset listing and transaction workflows.</w:t>
+                              <w:t xml:space="preserve">As an individual contributor, built a test automation framework using </w:t>
+                            </w:r>
+                            <w:r>
+                              <w:rPr>
+                                <w:rFonts w:ascii="Arial" w:hAnsi="Arial" w:cs="Arial"/>
+                                <w:b/>
+                                <w:w w:val="95"/>
+                                <w:sz w:val="21"/>
+                              </w:rPr>
+                              <w:t>Robot Framework</w:t>
+                            </w:r>
+                            <w:r>
+                              <w:rPr>
+                                <w:rFonts w:ascii="Arial" w:hAnsi="Arial" w:cs="Arial"/>
+                                <w:bCs/>
+                                <w:w w:val="95"/>
+                                <w:sz w:val="21"/>
+                              </w:rPr>
+                              <w:t xml:space="preserve"> and Python with a structured Page Object Model tailored to asset listing, bidding, and auction transaction workflows.</w:t>
                             </w:r>
                           </w:p>
                           <w:p>
@@ -5492,7 +5422,7 @@
                                 <w:w w:val="95"/>
                                 <w:sz w:val="21"/>
                               </w:rPr>
-                              <w:t>Authored test cases, scripts, and scenarios mapped directly to software requirements and design specifications.</w:t>
+                              <w:t>Automated functional, regression, and sanity scenarios across asset search, listing detail, bid placement, and checkout flows.</w:t>
                             </w:r>
                           </w:p>
                           <w:p>
@@ -5520,7 +5450,7 @@
                                 <w:w w:val="95"/>
                                 <w:sz w:val="21"/>
                               </w:rPr>
-                              <w:t>Flagged risks and dependencies early enough to keep releases on schedule, briefing stakeholders as issues emerged.</w:t>
+                              <w:t>Performed root cause analysis on automation and application failures to keep defect turnaround fast during release cycles.</w:t>
                             </w:r>
                           </w:p>
                           <w:p>
@@ -5548,7 +5478,7 @@
                                 <w:w w:val="95"/>
                                 <w:sz w:val="21"/>
                               </w:rPr>
-                              <w:t>Also managed and mentored the QA team, aligning testing priorities and skill development across the group.</w:t>
+                              <w:t>Flagged risks and dependencies early enough to keep releases on schedule, briefing stakeholders as issues emerged.</w:t>
                             </w:r>
                           </w:p>
                           <w:p>
@@ -5576,27 +5506,7 @@
                                 <w:w w:val="95"/>
                                 <w:sz w:val="21"/>
                               </w:rPr>
-                              <w:t xml:space="preserve">Maintained and extended the automation </w:t>
-                            </w:r>
-                            <w:proofErr w:type="gramStart"/>
-                            <w:r>
-                              <w:rPr>
-                                <w:rFonts w:ascii="Arial" w:hAnsi="Arial" w:cs="Arial"/>
-                                <w:bCs/>
-                                <w:w w:val="95"/>
-                                <w:sz w:val="21"/>
-                              </w:rPr>
-                              <w:t>suite</w:t>
-                            </w:r>
-                            <w:proofErr w:type="gramEnd"/>
-                            <w:r>
-                              <w:rPr>
-                                <w:rFonts w:ascii="Arial" w:hAnsi="Arial" w:cs="Arial"/>
-                                <w:bCs/>
-                                <w:w w:val="95"/>
-                                <w:sz w:val="21"/>
-                              </w:rPr>
-                              <w:t xml:space="preserve"> over time, improving efficiency and broadening coverage as the platform evolved.</w:t>
+                              <w:t>Also managed and mentored the QA team, aligning testing priorities and skill development across the group.</w:t>
                             </w:r>
                           </w:p>
                           <w:p>
@@ -5652,7 +5562,7 @@
                                 <w:w w:val="95"/>
                                 <w:sz w:val="21"/>
                               </w:rPr>
-                              <w:t>Executed regression testing on each release to confirm new changes did not affect existing asset and transaction functionality.</w:t>
+                              <w:t>Executed regression testing on each release to confirm new changes did not affect existing bidding, asset, or transaction functionality.</w:t>
                             </w:r>
                           </w:p>
                         </w:txbxContent>
@@ -5794,7 +5704,25 @@
                           <w:w w:val="95"/>
                           <w:sz w:val="21"/>
                         </w:rPr>
-                        <w:t>As an individual contributor, designed and built the test automation framework from scratch using Robot Framework and Python within a structured Page Object Model, tailored to Ritchie Bros.’ asset listing and transaction workflows.</w:t>
+                        <w:t xml:space="preserve">As an individual contributor, built a test automation framework using </w:t>
+                      </w:r>
+                      <w:r>
+                        <w:rPr>
+                          <w:rFonts w:ascii="Arial" w:hAnsi="Arial" w:cs="Arial"/>
+                          <w:b/>
+                          <w:w w:val="95"/>
+                          <w:sz w:val="21"/>
+                        </w:rPr>
+                        <w:t>Robot Framework</w:t>
+                      </w:r>
+                      <w:r>
+                        <w:rPr>
+                          <w:rFonts w:ascii="Arial" w:hAnsi="Arial" w:cs="Arial"/>
+                          <w:bCs/>
+                          <w:w w:val="95"/>
+                          <w:sz w:val="21"/>
+                        </w:rPr>
+                        <w:t xml:space="preserve"> and Python with a structured Page Object Model tailored to asset listing, bidding, and auction transaction workflows.</w:t>
                       </w:r>
                     </w:p>
                     <w:p>
@@ -5822,7 +5750,7 @@
                           <w:w w:val="95"/>
                           <w:sz w:val="21"/>
                         </w:rPr>
-                        <w:t>Authored test cases, scripts, and scenarios mapped directly to software requirements and design specifications.</w:t>
+                        <w:t>Automated functional, regression, and sanity scenarios across asset search, listing detail, bid placement, and checkout flows.</w:t>
                       </w:r>
                     </w:p>
                     <w:p>
@@ -5850,7 +5778,7 @@
                           <w:w w:val="95"/>
                           <w:sz w:val="21"/>
                         </w:rPr>
-                        <w:t>Flagged risks and dependencies early enough to keep releases on schedule, briefing stakeholders as issues emerged.</w:t>
+                        <w:t>Performed root cause analysis on automation and application failures to keep defect turnaround fast during release cycles.</w:t>
                       </w:r>
                     </w:p>
                     <w:p>
@@ -5878,7 +5806,7 @@
                           <w:w w:val="95"/>
                           <w:sz w:val="21"/>
                         </w:rPr>
-                        <w:t>Also managed and mentored the QA team, aligning testing priorities and skill development across the group.</w:t>
+                        <w:t>Flagged risks and dependencies early enough to keep releases on schedule, briefing stakeholders as issues emerged.</w:t>
                       </w:r>
                     </w:p>
                     <w:p>
@@ -5906,27 +5834,7 @@
                           <w:w w:val="95"/>
                           <w:sz w:val="21"/>
                         </w:rPr>
-                        <w:t xml:space="preserve">Maintained and extended the automation </w:t>
-                      </w:r>
-                      <w:proofErr w:type="gramStart"/>
-                      <w:r>
-                        <w:rPr>
-                          <w:rFonts w:ascii="Arial" w:hAnsi="Arial" w:cs="Arial"/>
-                          <w:bCs/>
-                          <w:w w:val="95"/>
-                          <w:sz w:val="21"/>
-                        </w:rPr>
-                        <w:t>suite</w:t>
-                      </w:r>
-                      <w:proofErr w:type="gramEnd"/>
-                      <w:r>
-                        <w:rPr>
-                          <w:rFonts w:ascii="Arial" w:hAnsi="Arial" w:cs="Arial"/>
-                          <w:bCs/>
-                          <w:w w:val="95"/>
-                          <w:sz w:val="21"/>
-                        </w:rPr>
-                        <w:t xml:space="preserve"> over time, improving efficiency and broadening coverage as the platform evolved.</w:t>
+                        <w:t>Also managed and mentored the QA team, aligning testing priorities and skill development across the group.</w:t>
                       </w:r>
                     </w:p>
                     <w:p>
@@ -5982,7 +5890,7 @@
                           <w:w w:val="95"/>
                           <w:sz w:val="21"/>
                         </w:rPr>
-                        <w:t>Executed regression testing on each release to confirm new changes did not affect existing asset and transaction functionality.</w:t>
+                        <w:t>Executed regression testing on each release to confirm new changes did not affect existing bidding, asset, or transaction functionality.</w:t>
                       </w:r>
                     </w:p>
                   </w:txbxContent>
@@ -6297,31 +6205,7 @@
                               <w:rPr>
                                 <w:rFonts w:ascii="Arial" w:hAnsi="Arial" w:cs="Arial"/>
                               </w:rPr>
-                              <w:t>M</w:t>
-                            </w:r>
-                            <w:r>
-                              <w:rPr>
-                                <w:rFonts w:ascii="Arial" w:hAnsi="Arial" w:cs="Arial"/>
-                              </w:rPr>
-                              <w:t>.</w:t>
-                            </w:r>
-                            <w:r>
-                              <w:rPr>
-                                <w:rFonts w:ascii="Arial" w:hAnsi="Arial" w:cs="Arial"/>
-                              </w:rPr>
-                              <w:t>C</w:t>
-                            </w:r>
-                            <w:r>
-                              <w:rPr>
-                                <w:rFonts w:ascii="Arial" w:hAnsi="Arial" w:cs="Arial"/>
-                              </w:rPr>
-                              <w:t>.</w:t>
-                            </w:r>
-                            <w:r>
-                              <w:rPr>
-                                <w:rFonts w:ascii="Arial" w:hAnsi="Arial" w:cs="Arial"/>
-                              </w:rPr>
-                              <w:t xml:space="preserve">A </w:t>
+                              <w:t xml:space="preserve">M.C.A </w:t>
                             </w:r>
                           </w:p>
                           <w:p>
@@ -6336,21 +6220,11 @@
                                 <w:rFonts w:ascii="Arial" w:hAnsi="Arial" w:cs="Arial"/>
                               </w:rPr>
                             </w:pPr>
-                            <w:proofErr w:type="spellStart"/>
-                            <w:proofErr w:type="gramStart"/>
-                            <w:r>
-                              <w:rPr>
-                                <w:rFonts w:ascii="Arial" w:hAnsi="Arial" w:cs="Arial"/>
-                              </w:rPr>
-                              <w:t>B.Sc</w:t>
-                            </w:r>
-                            <w:proofErr w:type="spellEnd"/>
-                            <w:proofErr w:type="gramEnd"/>
-                            <w:r>
-                              <w:rPr>
-                                <w:rFonts w:ascii="Arial" w:hAnsi="Arial" w:cs="Arial"/>
-                              </w:rPr>
-                              <w:t xml:space="preserve"> (Computers)</w:t>
+                            <w:r>
+                              <w:rPr>
+                                <w:rFonts w:ascii="Arial" w:hAnsi="Arial" w:cs="Arial"/>
+                              </w:rPr>
+                              <w:t>B.Sc (Computers)</w:t>
                             </w:r>
                           </w:p>
                         </w:txbxContent>
@@ -6632,31 +6506,7 @@
                         <w:rPr>
                           <w:rFonts w:ascii="Arial" w:hAnsi="Arial" w:cs="Arial"/>
                         </w:rPr>
-                        <w:t>M</w:t>
-                      </w:r>
-                      <w:r>
-                        <w:rPr>
-                          <w:rFonts w:ascii="Arial" w:hAnsi="Arial" w:cs="Arial"/>
-                        </w:rPr>
-                        <w:t>.</w:t>
-                      </w:r>
-                      <w:r>
-                        <w:rPr>
-                          <w:rFonts w:ascii="Arial" w:hAnsi="Arial" w:cs="Arial"/>
-                        </w:rPr>
-                        <w:t>C</w:t>
-                      </w:r>
-                      <w:r>
-                        <w:rPr>
-                          <w:rFonts w:ascii="Arial" w:hAnsi="Arial" w:cs="Arial"/>
-                        </w:rPr>
-                        <w:t>.</w:t>
-                      </w:r>
-                      <w:r>
-                        <w:rPr>
-                          <w:rFonts w:ascii="Arial" w:hAnsi="Arial" w:cs="Arial"/>
-                        </w:rPr>
-                        <w:t xml:space="preserve">A </w:t>
+                        <w:t xml:space="preserve">M.C.A </w:t>
                       </w:r>
                     </w:p>
                     <w:p>
@@ -6671,21 +6521,11 @@
                           <w:rFonts w:ascii="Arial" w:hAnsi="Arial" w:cs="Arial"/>
                         </w:rPr>
                       </w:pPr>
-                      <w:proofErr w:type="spellStart"/>
-                      <w:proofErr w:type="gramStart"/>
-                      <w:r>
-                        <w:rPr>
-                          <w:rFonts w:ascii="Arial" w:hAnsi="Arial" w:cs="Arial"/>
-                        </w:rPr>
-                        <w:t>B.Sc</w:t>
-                      </w:r>
-                      <w:proofErr w:type="spellEnd"/>
-                      <w:proofErr w:type="gramEnd"/>
-                      <w:r>
-                        <w:rPr>
-                          <w:rFonts w:ascii="Arial" w:hAnsi="Arial" w:cs="Arial"/>
-                        </w:rPr>
-                        <w:t xml:space="preserve"> (Computers)</w:t>
+                      <w:r>
+                        <w:rPr>
+                          <w:rFonts w:ascii="Arial" w:hAnsi="Arial" w:cs="Arial"/>
+                        </w:rPr>
+                        <w:t>B.Sc (Computers)</w:t>
                       </w:r>
                     </w:p>
                   </w:txbxContent>
@@ -7048,18 +6888,7 @@
                                 <w:sz w:val="28"/>
                                 <w:szCs w:val="28"/>
                               </w:rPr>
-                              <w:t>9</w:t>
-                            </w:r>
-                            <w:r>
-                              <w:rPr>
-                                <w:rFonts w:ascii="Arial" w:hAnsi="Arial" w:cs="Arial"/>
-                                <w:b/>
-                                <w:bCs/>
-                                <w:color w:val="FFFFFF" w:themeColor="background1"/>
-                                <w:sz w:val="28"/>
-                                <w:szCs w:val="28"/>
-                              </w:rPr>
-                              <w:t>032903214</w:t>
+                              <w:t>9032903214</w:t>
                             </w:r>
                           </w:p>
                           <w:p>
@@ -7233,18 +7062,7 @@
                           <w:sz w:val="28"/>
                           <w:szCs w:val="28"/>
                         </w:rPr>
-                        <w:t>9</w:t>
-                      </w:r>
-                      <w:r>
-                        <w:rPr>
-                          <w:rFonts w:ascii="Arial" w:hAnsi="Arial" w:cs="Arial"/>
-                          <w:b/>
-                          <w:bCs/>
-                          <w:color w:val="FFFFFF" w:themeColor="background1"/>
-                          <w:sz w:val="28"/>
-                          <w:szCs w:val="28"/>
-                        </w:rPr>
-                        <w:t>032903214</w:t>
+                        <w:t>9032903214</w:t>
                       </w:r>
                     </w:p>
                     <w:p>
@@ -7406,7 +7224,7 @@
               </wp:anchor>
             </w:drawing>
           </mc:Choice>
-          <mc:Fallback>
+          <mc:Fallback xmlns:w16cei="http://schemas.microsoft.com/office/word/2026/wordml/cei">
             <w:pict>
               <v:shape w14:anchorId="218604CE" id="Freeform: Shape 35" o:spid="_x0000_s1026" style="position:absolute;margin-left:218.5pt;margin-top:21.15pt;width:372pt;height:3.55pt;z-index:-251644928;visibility:visible;mso-wrap-style:square;mso-width-percent:0;mso-height-percent:0;mso-wrap-distance-left:0;mso-wrap-distance-top:0;mso-wrap-distance-right:0;mso-wrap-distance-bottom:0;mso-position-horizontal:absolute;mso-position-horizontal-relative:page;mso-position-vertical:absolute;mso-position-vertical-relative:text;mso-width-percent:0;mso-height-percent:0;mso-width-relative:page;mso-height-relative:page;v-text-anchor:top" coordsize="6835,45085" o:gfxdata="UEsDBBQABgAIAAAAIQC2gziS/gAAAOEBAAATAAAAW0NvbnRlbnRfVHlwZXNdLnhtbJSRQU7DMBBF 90jcwfIWJU67QAgl6YK0S0CoHGBkTxKLZGx5TGhvj5O2G0SRWNoz/78nu9wcxkFMGNg6quQqL6RA 0s5Y6ir5vt9lD1JwBDIwOMJKHpHlpr69KfdHjyxSmriSfYz+USnWPY7AufNIadK6MEJMx9ApD/oD OlTrorhX2lFEilmcO2RdNtjC5xDF9pCuTyYBB5bi6bQ4syoJ3g9WQ0ymaiLzg5KdCXlKLjvcW893 SUOqXwnz5DrgnHtJTxOsQfEKIT7DmDSUCaxw7Rqn8787ZsmRM9e2VmPeBN4uqYvTtW7jvijg9N/y JsXecLq0q+WD6m8AAAD//wMAUEsDBBQABgAIAAAAIQA4/SH/1gAAAJQBAAALAAAAX3JlbHMvLnJl bHOkkMFqwzAMhu+DvYPRfXGawxijTi+j0GvpHsDYimMaW0Yy2fr2M4PBMnrbUb/Q94l/f/hMi1qR JVI2sOt6UJgd+ZiDgffL8ekFlFSbvV0oo4EbChzGx4f9GRdb25HMsYhqlCwG5lrLq9biZkxWOiqY 22YiTra2kYMu1l1tQD30/bPm3wwYN0x18gb45AdQl1tp5j/sFB2T0FQ7R0nTNEV3j6o9feQzro1i OWA14Fm+Q8a1a8+Bvu/d/dMb2JY5uiPbhG/ktn4cqGU/er3pcvwCAAD//wMAUEsDBBQABgAIAAAA IQDXioA8oAIAAJkFAAAOAAAAZHJzL2Uyb0RvYy54bWysVNtu1DAQfUfiHyw/gtpc9tZGzVbQpQip XKQuH+B1nE2EYxvbu9ny9Ywnl4YFXhAvlu0ZnzlzZjw3t6dGkqOwrtYqp8llTIlQXBe12uf06/b+ 4ooS55kqmNRK5PRJOHq7fvnipjWZSHWlZSEsARDlstbktPLeZFHkeCUa5i61EQqMpbYN83C0+6iw rAX0RkZpHC+jVtvCWM2Fc3C76Yx0jfhlKbj/XJZOeCJzCtw8rhbXXVij9Q3L9paZquY9DfYPLBpW Kwg6Qm2YZ+Rg69+gmppb7XTpL7luIl2WNReYA2STxGfZPFbMCMwFxHFmlMn9P1j+6fhovthA3ZkH zb85UCRqjctGSzg48CG79qMuoIbs4DUmeyptE15CGuSEmj6NmoqTJxwu56t0Po9Beg62+SK+WgTN I5YNj/nB+fdCIxA7PjjflaSAHQpaEMUaiLoFjLKRUJ3XFyQm88UsxaUv4eiWDG6vIrKNSUuWVzOM CcUZndLBCbGSZLZc/RFsNvgFsHQCBgnsB4qsGljzk+ppw46w8AdiVMpoFxTaArlBIkAAp5DiX3wh 9rlv96YPYaG5z9vaUgJtves0McwHZiFE2JI2p6hFuGj0UWw1mvxZ7SDIs1WqqRc+n7LqzPAiBMCy jkED10lplb6vpcTaShWoXC+SFWrjtKyLYAxsnN3v7qQlRwYfdvN2uUzu+375xc1Y5zfMVZ0fmrqc rT6oAqNUghXv+r1ntez2wEqC6NjhoanDoHDZThdP0OBWd/MB5hlsKm1/UNLCbMip+35gVlAiPyj4 fNcJtDQMEzzMF6sUDnZq2U0tTHGAyqmn0BFhe+e7AXQwtt5XEClBHZR+Ax+rrMMHQH4dq/4A/x/1 7WdVGDDTM3o9T9T1TwAAAP//AwBQSwMEFAAGAAgAAAAhAOeIGXHdAAAACgEAAA8AAABkcnMvZG93 bnJldi54bWxMj0FPwzAMhe9I/IfISNxY2m6CUppOCAlxRIxx4OY2oY1onCpJt45fj3eCm/389Py9 eru4URxMiNaTgnyVgTDUeW2pV7B/f74pQcSEpHH0ZBScTIRtc3lRY6X9kd7MYZd6wSEUK1QwpDRV UsZuMA7jyk+G+Pblg8PEa+ilDnjkcDfKIstupUNL/GHAyTwNpvvezU7B9PFSzth/xn0KRXw9tfYn kVXq+mp5fACRzJL+zHDGZ3RomKn1M+koRgWb9R13STwUaxBnQ17mrLSs3G9ANrX8X6H5BQAA//8D AFBLAQItABQABgAIAAAAIQC2gziS/gAAAOEBAAATAAAAAAAAAAAAAAAAAAAAAABbQ29udGVudF9U eXBlc10ueG1sUEsBAi0AFAAGAAgAAAAhADj9If/WAAAAlAEAAAsAAAAAAAAAAAAAAAAALwEAAF9y ZWxzLy5yZWxzUEsBAi0AFAAGAAgAAAAhANeKgDygAgAAmQUAAA4AAAAAAAAAAAAAAAAALgIAAGRy cy9lMm9Eb2MueG1sUEsBAi0AFAAGAAgAAAAhAOeIGXHdAAAACgEAAA8AAAAAAAAAAAAAAAAA+gQA AGRycy9kb3ducmV2LnhtbFBLBQYAAAAABAAEAPMAAAAEBgAAAAA= " path="m,l6835,e" filled="f" strokecolor="#db661f" strokeweight=".26436mm">
                 <v:path arrowok="t" o:connecttype="custom" o:connectlocs="0,0;4724400,0" o:connectangles="0,0"/>
@@ -7592,27 +7410,7 @@
                                 <w:w w:val="95"/>
                                 <w:sz w:val="21"/>
                               </w:rPr>
-                              <w:t xml:space="preserve"> MobiTV offers a versatile OTT platform application that seamlessly supports Mobile, TV, and Web platforms. This app delivers an extensive range of channels, encompassing </w:t>
-                            </w:r>
-                            <w:proofErr w:type="gramStart"/>
-                            <w:r>
-                              <w:rPr>
-                                <w:rFonts w:ascii="Arial" w:hAnsi="Arial" w:cs="Arial"/>
-                                <w:bCs/>
-                                <w:w w:val="95"/>
-                                <w:sz w:val="21"/>
-                              </w:rPr>
-                              <w:t>prime-time</w:t>
-                            </w:r>
-                            <w:proofErr w:type="gramEnd"/>
-                            <w:r>
-                              <w:rPr>
-                                <w:rFonts w:ascii="Arial" w:hAnsi="Arial" w:cs="Arial"/>
-                                <w:bCs/>
-                                <w:w w:val="95"/>
-                                <w:sz w:val="21"/>
-                              </w:rPr>
-                              <w:t xml:space="preserve"> shows, news broadcasts, children's programming, and sports content. With MobiTV, you gain access to live and up-to-the-minute news from reputable sources like FOX News and Associated Press, as well as an extensive library of full episodes from leading networks such as ABC and Disney, ensuring a wide array of entertainment choices at your fingertips.</w:t>
+                              <w:t xml:space="preserve"> MobiTV offers a versatile OTT platform application that seamlessly supports Mobile, TV, and Web platforms. This app delivers an extensive range of channels, encompassing prime-time shows, news broadcasts, children's programming, and sports content. With MobiTV, you gain access to live and up-to-the-minute news from reputable sources like FOX News and Associated Press, as well as an extensive library of full episodes from leading networks such as ABC and Disney, ensuring a wide array of entertainment choices at your fingertips.</w:t>
                             </w:r>
                           </w:p>
                           <w:p>
@@ -7658,7 +7456,43 @@
                                 <w:w w:val="95"/>
                                 <w:sz w:val="21"/>
                               </w:rPr>
-                              <w:t>As an individual contributor, built the automation framework from scratch using Selenium (Java) and Appium within a Page Object Model structure to validate MobiTV’s OTT experience across mobile, TV, and web platforms.</w:t>
+                              <w:t xml:space="preserve">As an individual contributor, built an automation framework using </w:t>
+                            </w:r>
+                            <w:r>
+                              <w:rPr>
+                                <w:rFonts w:ascii="Arial" w:hAnsi="Arial" w:cs="Arial"/>
+                                <w:b/>
+                                <w:w w:val="95"/>
+                                <w:sz w:val="21"/>
+                              </w:rPr>
+                              <w:t>Selenium</w:t>
+                            </w:r>
+                            <w:r>
+                              <w:rPr>
+                                <w:rFonts w:ascii="Arial" w:hAnsi="Arial" w:cs="Arial"/>
+                                <w:bCs/>
+                                <w:w w:val="95"/>
+                                <w:sz w:val="21"/>
+                              </w:rPr>
+                              <w:t xml:space="preserve"> (Java) and </w:t>
+                            </w:r>
+                            <w:r>
+                              <w:rPr>
+                                <w:rFonts w:ascii="Arial" w:hAnsi="Arial" w:cs="Arial"/>
+                                <w:b/>
+                                <w:w w:val="95"/>
+                                <w:sz w:val="21"/>
+                              </w:rPr>
+                              <w:t>Appium</w:t>
+                            </w:r>
+                            <w:r>
+                              <w:rPr>
+                                <w:rFonts w:ascii="Arial" w:hAnsi="Arial" w:cs="Arial"/>
+                                <w:bCs/>
+                                <w:w w:val="95"/>
+                                <w:sz w:val="21"/>
+                              </w:rPr>
+                              <w:t xml:space="preserve"> to validate VOD and channel-guide functionality across mobile, TV, and web platforms.</w:t>
                             </w:r>
                           </w:p>
                           <w:p>
@@ -7686,7 +7520,7 @@
                                 <w:w w:val="95"/>
                                 <w:sz w:val="21"/>
                               </w:rPr>
-                              <w:t>Also managed and mentored the QA team on multi-platform test coverage and best practices.</w:t>
+                              <w:t>Automated functional, regression, and smoke scenarios for playback controls, channel switching, and content search across multiple device types and OS versions.</w:t>
                             </w:r>
                           </w:p>
                           <w:p>
@@ -7714,27 +7548,7 @@
                                 <w:w w:val="95"/>
                                 <w:sz w:val="21"/>
                               </w:rPr>
-                              <w:t xml:space="preserve">Maintained and enhanced the automation </w:t>
-                            </w:r>
-                            <w:proofErr w:type="gramStart"/>
-                            <w:r>
-                              <w:rPr>
-                                <w:rFonts w:ascii="Arial" w:hAnsi="Arial" w:cs="Arial"/>
-                                <w:bCs/>
-                                <w:w w:val="95"/>
-                                <w:sz w:val="21"/>
-                              </w:rPr>
-                              <w:t>suite</w:t>
-                            </w:r>
-                            <w:proofErr w:type="gramEnd"/>
-                            <w:r>
-                              <w:rPr>
-                                <w:rFonts w:ascii="Arial" w:hAnsi="Arial" w:cs="Arial"/>
-                                <w:bCs/>
-                                <w:w w:val="95"/>
-                                <w:sz w:val="21"/>
-                              </w:rPr>
-                              <w:t xml:space="preserve"> over time, improving efficiency and broadening coverage as new platforms and features were added.</w:t>
+                              <w:t>Tested across a range of physical and emulated devices to surface device-fragmentation issues, isolating device-specific playback defects from automation issues.</w:t>
                             </w:r>
                           </w:p>
                           <w:p>
@@ -7762,7 +7576,7 @@
                                 <w:w w:val="95"/>
                                 <w:sz w:val="21"/>
                               </w:rPr>
-                              <w:t>Used GitHub for version control and Jenkins for CI, scheduling and executing automation scripts for consistent, repeatable test runs.</w:t>
+                              <w:t>Also managed and mentored the QA team on multi-platform test coverage and best practices.</w:t>
                             </w:r>
                           </w:p>
                           <w:p>
@@ -7790,7 +7604,7 @@
                                 <w:w w:val="95"/>
                                 <w:sz w:val="21"/>
                               </w:rPr>
-                              <w:t>Documented test cases, scripts, and scenarios based on software requirements and design specifications for each supported platform.</w:t>
+                              <w:t>Used GitHub for version control and Jenkins for CI, scheduling and executing automation scripts for consistent, repeatable test runs.</w:t>
                             </w:r>
                           </w:p>
                           <w:p>
@@ -7818,7 +7632,7 @@
                                 <w:w w:val="95"/>
                                 <w:sz w:val="21"/>
                               </w:rPr>
-                              <w:t>Surfaced risks and dependencies across releases and kept stakeholders informed to avoid schedule slippage.</w:t>
+                              <w:t>Surfaced device-fragmentation and platform-specific risks across releases and kept stakeholders informed to avoid schedule slippage.</w:t>
                             </w:r>
                           </w:p>
                           <w:p>
@@ -8011,27 +7825,7 @@
                           <w:w w:val="95"/>
                           <w:sz w:val="21"/>
                         </w:rPr>
-                        <w:t xml:space="preserve"> MobiTV offers a versatile OTT platform application that seamlessly supports Mobile, TV, and Web platforms. This app delivers an extensive range of channels, encompassing </w:t>
-                      </w:r>
-                      <w:proofErr w:type="gramStart"/>
-                      <w:r>
-                        <w:rPr>
-                          <w:rFonts w:ascii="Arial" w:hAnsi="Arial" w:cs="Arial"/>
-                          <w:bCs/>
-                          <w:w w:val="95"/>
-                          <w:sz w:val="21"/>
-                        </w:rPr>
-                        <w:t>prime-time</w:t>
-                      </w:r>
-                      <w:proofErr w:type="gramEnd"/>
-                      <w:r>
-                        <w:rPr>
-                          <w:rFonts w:ascii="Arial" w:hAnsi="Arial" w:cs="Arial"/>
-                          <w:bCs/>
-                          <w:w w:val="95"/>
-                          <w:sz w:val="21"/>
-                        </w:rPr>
-                        <w:t xml:space="preserve"> shows, news broadcasts, children's programming, and sports content. With MobiTV, you gain access to live and up-to-the-minute news from reputable sources like FOX News and Associated Press, as well as an extensive library of full episodes from leading networks such as ABC and Disney, ensuring a wide array of entertainment choices at your fingertips.</w:t>
+                        <w:t xml:space="preserve"> MobiTV offers a versatile OTT platform application that seamlessly supports Mobile, TV, and Web platforms. This app delivers an extensive range of channels, encompassing prime-time shows, news broadcasts, children's programming, and sports content. With MobiTV, you gain access to live and up-to-the-minute news from reputable sources like FOX News and Associated Press, as well as an extensive library of full episodes from leading networks such as ABC and Disney, ensuring a wide array of entertainment choices at your fingertips.</w:t>
                       </w:r>
                     </w:p>
                     <w:p>
@@ -8077,7 +7871,43 @@
                           <w:w w:val="95"/>
                           <w:sz w:val="21"/>
                         </w:rPr>
-                        <w:t>As an individual contributor, built the automation framework from scratch using Selenium (Java) and Appium within a Page Object Model structure to validate MobiTV’s OTT experience across mobile, TV, and web platforms.</w:t>
+                        <w:t xml:space="preserve">As an individual contributor, built an automation framework using </w:t>
+                      </w:r>
+                      <w:r>
+                        <w:rPr>
+                          <w:rFonts w:ascii="Arial" w:hAnsi="Arial" w:cs="Arial"/>
+                          <w:b/>
+                          <w:w w:val="95"/>
+                          <w:sz w:val="21"/>
+                        </w:rPr>
+                        <w:t>Selenium</w:t>
+                      </w:r>
+                      <w:r>
+                        <w:rPr>
+                          <w:rFonts w:ascii="Arial" w:hAnsi="Arial" w:cs="Arial"/>
+                          <w:bCs/>
+                          <w:w w:val="95"/>
+                          <w:sz w:val="21"/>
+                        </w:rPr>
+                        <w:t xml:space="preserve"> (Java) and </w:t>
+                      </w:r>
+                      <w:r>
+                        <w:rPr>
+                          <w:rFonts w:ascii="Arial" w:hAnsi="Arial" w:cs="Arial"/>
+                          <w:b/>
+                          <w:w w:val="95"/>
+                          <w:sz w:val="21"/>
+                        </w:rPr>
+                        <w:t>Appium</w:t>
+                      </w:r>
+                      <w:r>
+                        <w:rPr>
+                          <w:rFonts w:ascii="Arial" w:hAnsi="Arial" w:cs="Arial"/>
+                          <w:bCs/>
+                          <w:w w:val="95"/>
+                          <w:sz w:val="21"/>
+                        </w:rPr>
+                        <w:t xml:space="preserve"> to validate VOD and channel-guide functionality across mobile, TV, and web platforms.</w:t>
                       </w:r>
                     </w:p>
                     <w:p>
@@ -8105,7 +7935,7 @@
                           <w:w w:val="95"/>
                           <w:sz w:val="21"/>
                         </w:rPr>
-                        <w:t>Also managed and mentored the QA team on multi-platform test coverage and best practices.</w:t>
+                        <w:t>Automated functional, regression, and smoke scenarios for playback controls, channel switching, and content search across multiple device types and OS versions.</w:t>
                       </w:r>
                     </w:p>
                     <w:p>
@@ -8133,27 +7963,7 @@
                           <w:w w:val="95"/>
                           <w:sz w:val="21"/>
                         </w:rPr>
-                        <w:t xml:space="preserve">Maintained and enhanced the automation </w:t>
-                      </w:r>
-                      <w:proofErr w:type="gramStart"/>
-                      <w:r>
-                        <w:rPr>
-                          <w:rFonts w:ascii="Arial" w:hAnsi="Arial" w:cs="Arial"/>
-                          <w:bCs/>
-                          <w:w w:val="95"/>
-                          <w:sz w:val="21"/>
-                        </w:rPr>
-                        <w:t>suite</w:t>
-                      </w:r>
-                      <w:proofErr w:type="gramEnd"/>
-                      <w:r>
-                        <w:rPr>
-                          <w:rFonts w:ascii="Arial" w:hAnsi="Arial" w:cs="Arial"/>
-                          <w:bCs/>
-                          <w:w w:val="95"/>
-                          <w:sz w:val="21"/>
-                        </w:rPr>
-                        <w:t xml:space="preserve"> over time, improving efficiency and broadening coverage as new platforms and features were added.</w:t>
+                        <w:t>Tested across a range of physical and emulated devices to surface device-fragmentation issues, isolating device-specific playback defects from automation issues.</w:t>
                       </w:r>
                     </w:p>
                     <w:p>
@@ -8181,7 +7991,7 @@
                           <w:w w:val="95"/>
                           <w:sz w:val="21"/>
                         </w:rPr>
-                        <w:t>Used GitHub for version control and Jenkins for CI, scheduling and executing automation scripts for consistent, repeatable test runs.</w:t>
+                        <w:t>Also managed and mentored the QA team on multi-platform test coverage and best practices.</w:t>
                       </w:r>
                     </w:p>
                     <w:p>
@@ -8209,7 +8019,7 @@
                           <w:w w:val="95"/>
                           <w:sz w:val="21"/>
                         </w:rPr>
-                        <w:t>Documented test cases, scripts, and scenarios based on software requirements and design specifications for each supported platform.</w:t>
+                        <w:t>Used GitHub for version control and Jenkins for CI, scheduling and executing automation scripts for consistent, repeatable test runs.</w:t>
                       </w:r>
                     </w:p>
                     <w:p>
@@ -8237,7 +8047,7 @@
                           <w:w w:val="95"/>
                           <w:sz w:val="21"/>
                         </w:rPr>
-                        <w:t>Surfaced risks and dependencies across releases and kept stakeholders informed to avoid schedule slippage.</w:t>
+                        <w:t>Surfaced device-fragmentation and platform-specific risks across releases and kept stakeholders informed to avoid schedule slippage.</w:t>
                       </w:r>
                     </w:p>
                     <w:p>
@@ -8900,7 +8710,7 @@
 </file>
 
 <file path=word/numbering.xml><?xml version="1.0" encoding="utf-8"?>
-<w:numbering xmlns:wpc="http://schemas.microsoft.com/office/word/2010/wordprocessingCanvas" xmlns:cx="http://schemas.microsoft.com/office/drawing/2014/chartex" xmlns:cx1="http://schemas.microsoft.com/office/drawing/2015/9/8/chartex" xmlns:cx2="http://schemas.microsoft.com/office/drawing/2015/10/21/chartex" xmlns:cx3="http://schemas.microsoft.com/office/drawing/2016/5/9/chartex" xmlns:cx4="http://schemas.microsoft.com/office/drawing/2016/5/10/chartex" xmlns:cx5="http://schemas.microsoft.com/office/drawing/2016/5/11/chartex" xmlns:cx6="http://schemas.microsoft.com/office/drawing/2016/5/12/chartex" xmlns:cx7="http://schemas.microsoft.com/office/drawing/2016/5/13/chartex" xmlns:cx8="http://schemas.microsoft.com/office/drawing/2016/5/14/chartex" xmlns:mc="http://schemas.openxmlformats.org/markup-compatibility/2006" xmlns:aink="http://schemas.microsoft.com/office/drawing/2016/ink" xmlns:am3d="http://schemas.microsoft.com/office/drawing/2017/model3d" xmlns:o="urn:schemas-microsoft-com:office:office" xmlns:oel="http://schemas.microsoft.com/office/2019/extlst" xmlns:r="http://schemas.openxmlformats.org/officeDocument/2006/relationships" xmlns:m="http://schemas.openxmlformats.org/officeDocument/2006/math" xmlns:v="urn:schemas-microsoft-com:vml" xmlns:wp14="http://schemas.microsoft.com/office/word/2010/wordprocessingDrawing" xmlns:wp="http://schemas.openxmlformats.org/drawingml/2006/wordprocessingDrawing" xmlns:w10="urn:schemas-microsoft-com:office:word" xmlns:w="http://schemas.openxmlformats.org/wordprocessingml/2006/main" xmlns:w14="http://schemas.microsoft.com/office/word/2010/wordml" xmlns:w15="http://schemas.microsoft.com/office/word/2012/wordml" xmlns:w16cei="http://schemas.microsoft.com/office/word/2026/wordml/cei" xmlns:w16cex="http://schemas.microsoft.com/office/word/2018/wordml/cex" xmlns:w16cid="http://schemas.microsoft.com/office/word/2016/wordml/cid" xmlns:w16="http://schemas.microsoft.com/office/word/2018/wordml" xmlns:w16du="http://schemas.microsoft.com/office/word/2023/wordml/word16du" xmlns:w16sdtdh="http://schemas.microsoft.com/office/word/2020/wordml/sdtdatahash" xmlns:w16sdtfl="http://schemas.microsoft.com/office/word/2024/wordml/sdtformatlock" xmlns:w16se="http://schemas.microsoft.com/office/word/2015/wordml/symex" xmlns:wpg="http://schemas.microsoft.com/office/word/2010/wordprocessingGroup" xmlns:wpi="http://schemas.microsoft.com/office/word/2010/wordprocessingInk" xmlns:wne="http://schemas.microsoft.com/office/word/2006/wordml" xmlns:wps="http://schemas.microsoft.com/office/word/2010/wordprocessingShape" mc:Ignorable="w14 w15 w16se w16cid w16 w16cex w16sdtdh w16sdtfl w16du wp14">
+<w:numbering xmlns:wpc="http://schemas.microsoft.com/office/word/2010/wordprocessingCanvas" xmlns:cx="http://schemas.microsoft.com/office/drawing/2014/chartex" xmlns:cx1="http://schemas.microsoft.com/office/drawing/2015/9/8/chartex" xmlns:cx2="http://schemas.microsoft.com/office/drawing/2015/10/21/chartex" xmlns:cx3="http://schemas.microsoft.com/office/drawing/2016/5/9/chartex" xmlns:cx4="http://schemas.microsoft.com/office/drawing/2016/5/10/chartex" xmlns:cx5="http://schemas.microsoft.com/office/drawing/2016/5/11/chartex" xmlns:cx6="http://schemas.microsoft.com/office/drawing/2016/5/12/chartex" xmlns:cx7="http://schemas.microsoft.com/office/drawing/2016/5/13/chartex" xmlns:cx8="http://schemas.microsoft.com/office/drawing/2016/5/14/chartex" xmlns:mc="http://schemas.openxmlformats.org/markup-compatibility/2006" xmlns:aink="http://schemas.microsoft.com/office/drawing/2016/ink" xmlns:am3d="http://schemas.microsoft.com/office/drawing/2017/model3d" xmlns:o="urn:schemas-microsoft-com:office:office" xmlns:oel="http://schemas.microsoft.com/office/2019/extlst" xmlns:r="http://schemas.openxmlformats.org/officeDocument/2006/relationships" xmlns:m="http://schemas.openxmlformats.org/officeDocument/2006/math" xmlns:v="urn:schemas-microsoft-com:vml" xmlns:wp14="http://schemas.microsoft.com/office/word/2010/wordprocessingDrawing" xmlns:wp="http://schemas.openxmlformats.org/drawingml/2006/wordprocessingDrawing" xmlns:w10="urn:schemas-microsoft-com:office:word" xmlns:w="http://schemas.openxmlformats.org/wordprocessingml/2006/main" xmlns:w14="http://schemas.microsoft.com/office/word/2010/wordml" xmlns:w15="http://schemas.microsoft.com/office/word/2012/wordml" xmlns:w16cex="http://schemas.microsoft.com/office/word/2018/wordml/cex" xmlns:w16cid="http://schemas.microsoft.com/office/word/2016/wordml/cid" xmlns:w16="http://schemas.microsoft.com/office/word/2018/wordml" xmlns:w16du="http://schemas.microsoft.com/office/word/2023/wordml/word16du" xmlns:w16sdtdh="http://schemas.microsoft.com/office/word/2020/wordml/sdtdatahash" xmlns:w16sdtfl="http://schemas.microsoft.com/office/word/2024/wordml/sdtformatlock" xmlns:w16se="http://schemas.microsoft.com/office/word/2015/wordml/symex" xmlns:wpg="http://schemas.microsoft.com/office/word/2010/wordprocessingGroup" xmlns:wpi="http://schemas.microsoft.com/office/word/2010/wordprocessingInk" xmlns:wne="http://schemas.microsoft.com/office/word/2006/wordml" xmlns:wps="http://schemas.microsoft.com/office/word/2010/wordprocessingShape" mc:Ignorable="w14 w15 w16se w16cid w16 w16cex w16sdtdh w16sdtfl w16du wp14">
   <w:abstractNum w:abstractNumId="0" w15:restartNumberingAfterBreak="0">
     <w:nsid w:val="09AD5B2F"/>
     <w:multiLevelType w:val="hybridMultilevel"/>
